--- a/Books/Stories/ThePrincessAndStellarWarrior/Cover_ThePrincessAndTheStellarWarrior.docx
+++ b/Books/Stories/ThePrincessAndStellarWarrior/Cover_ThePrincessAndTheStellarWarrior.docx
@@ -22,18 +22,18 @@
           <w:szCs w:val="32"/>
         </w:rPr>
         <w:drawing>
-          <wp:anchor distT="0" distB="0" distL="114300" distR="114300" simplePos="0" relativeHeight="251658240" behindDoc="1" locked="0" layoutInCell="1" allowOverlap="1">
+          <wp:anchor distT="0" distB="0" distL="114300" distR="114300" simplePos="0" relativeHeight="251661312" behindDoc="1" locked="0" layoutInCell="1" allowOverlap="1">
             <wp:simplePos x="0" y="0"/>
             <wp:positionH relativeFrom="column">
-              <wp:posOffset>-9525</wp:posOffset>
+              <wp:posOffset>-2638425</wp:posOffset>
             </wp:positionH>
             <wp:positionV relativeFrom="paragraph">
-              <wp:posOffset>-1647190</wp:posOffset>
+              <wp:posOffset>-932815</wp:posOffset>
             </wp:positionV>
-            <wp:extent cx="11791950" cy="8905875"/>
+            <wp:extent cx="15373350" cy="8648700"/>
             <wp:effectExtent l="19050" t="0" r="0" b="0"/>
             <wp:wrapNone/>
-            <wp:docPr id="3" name="Picture 1" descr="wallpaper_sergey_musin_03_1600.jpg"/>
+            <wp:docPr id="1" name="Picture 0" descr="CoverArt-1.png"/>
             <wp:cNvGraphicFramePr>
               <a:graphicFrameLocks xmlns:a="http://schemas.openxmlformats.org/drawingml/2006/main" noChangeAspect="1"/>
             </wp:cNvGraphicFramePr>
@@ -41,7 +41,7 @@
               <a:graphicData uri="http://schemas.openxmlformats.org/drawingml/2006/picture">
                 <pic:pic xmlns:pic="http://schemas.openxmlformats.org/drawingml/2006/picture">
                   <pic:nvPicPr>
-                    <pic:cNvPr id="0" name="wallpaper_sergey_musin_03_1600.jpg"/>
+                    <pic:cNvPr id="0" name="CoverArt-1.png"/>
                     <pic:cNvPicPr/>
                   </pic:nvPicPr>
                   <pic:blipFill>
@@ -53,7 +53,7 @@
                   <pic:spPr>
                     <a:xfrm>
                       <a:off x="0" y="0"/>
-                      <a:ext cx="11791950" cy="8905875"/>
+                      <a:ext cx="15373350" cy="8648700"/>
                     </a:xfrm>
                     <a:prstGeom prst="rect">
                       <a:avLst/>
@@ -256,41 +256,6 @@
           <w:szCs w:val="32"/>
         </w:rPr>
       </w:pPr>
-      <w:r>
-        <w:rPr>
-          <w:noProof/>
-        </w:rPr>
-        <w:pict>
-          <v:shapetype id="_x0000_t136" coordsize="21600,21600" o:spt="136" adj="10800" path="m@7,l@8,m@5,21600l@6,21600e">
-            <v:formulas>
-              <v:f eqn="sum #0 0 10800"/>
-              <v:f eqn="prod #0 2 1"/>
-              <v:f eqn="sum 21600 0 @1"/>
-              <v:f eqn="sum 0 0 @2"/>
-              <v:f eqn="sum 21600 0 @3"/>
-              <v:f eqn="if @0 @3 0"/>
-              <v:f eqn="if @0 21600 @1"/>
-              <v:f eqn="if @0 0 @2"/>
-              <v:f eqn="if @0 @4 21600"/>
-              <v:f eqn="mid @5 @6"/>
-              <v:f eqn="mid @8 @5"/>
-              <v:f eqn="mid @7 @8"/>
-              <v:f eqn="mid @6 @7"/>
-              <v:f eqn="sum @6 0 @5"/>
-            </v:formulas>
-            <v:path textpathok="t" o:connecttype="custom" o:connectlocs="@9,0;@10,10800;@11,21600;@12,10800" o:connectangles="270,180,90,0"/>
-            <v:textpath on="t" fitshape="t"/>
-            <v:handles>
-              <v:h position="#0,bottomRight" xrange="6629,14971"/>
-            </v:handles>
-            <o:lock v:ext="edit" text="t" shapetype="t"/>
-          </v:shapetype>
-          <v:shape id="_x0000_s1031" type="#_x0000_t136" style="position:absolute;left:0;text-align:left;margin-left:338.25pt;margin-top:32.25pt;width:87pt;height:20.25pt;z-index:251660288" fillcolor="#ffc000">
-            <v:shadow color="#868686"/>
-            <v:textpath style="font-family:&quot;Arial Black&quot;;v-text-kern:t" trim="t" fitpath="t" string="Psychological "/>
-          </v:shape>
-        </w:pict>
-      </w:r>
     </w:p>
     <w:tbl>
       <w:tblPr>
@@ -430,7 +395,7 @@
             </v:handles>
             <o:lock v:ext="edit" text="t" shapetype="t"/>
           </v:shapetype>
-          <v:shape id="_x0000_i1025" type="#_x0000_t175" style="width:314.25pt;height:63pt" adj=",10800" fillcolor="#60c" strokecolor="#c9f">
+          <v:shape id="_x0000_i1025" type="#_x0000_t175" style="width:314.4pt;height:63.1pt" adj=",10800" fillcolor="#60c" strokecolor="#c9f">
             <v:fill color2="#c0c" focus="100%" type="gradient"/>
             <v:shadow on="t" color="#99f" opacity="52429f" offset="3pt,3pt"/>
             <v:textpath style="font-family:&quot;Impact&quot;;font-size:44pt;v-text-kern:t" trim="t" fitpath="t" string="The Princess"/>
@@ -448,7 +413,7 @@
           <w:szCs w:val="72"/>
         </w:rPr>
         <w:pict>
-          <v:shape id="_x0000_i1026" type="#_x0000_t175" style="width:151.5pt;height:31.5pt" adj=",10800" fillcolor="#60c" strokecolor="#c9f">
+          <v:shape id="_x0000_i1026" type="#_x0000_t175" style="width:151.5pt;height:31.35pt" adj=",10800" fillcolor="#60c" strokecolor="#c9f">
             <v:fill color2="#c0c" focus="100%" type="gradient"/>
             <v:shadow on="t" color="#99f" opacity="52429f" offset="3pt,3pt"/>
             <v:textpath style="font-family:&quot;Impact&quot;;font-size:44pt;v-text-kern:t" trim="t" fitpath="t" string="And The"/>
@@ -466,7 +431,7 @@
           <w:szCs w:val="72"/>
         </w:rPr>
         <w:pict>
-          <v:shape id="_x0000_i1027" type="#_x0000_t175" style="width:314.25pt;height:63pt" adj=",10800" fillcolor="#60c" strokecolor="#c9f">
+          <v:shape id="_x0000_i1027" type="#_x0000_t175" style="width:314.4pt;height:63.1pt" adj=",10800" fillcolor="#60c" strokecolor="#c9f">
             <v:fill color2="#c0c" focus="100%" type="gradient"/>
             <v:shadow on="t" color="#99f" opacity="52429f" offset="3pt,3pt"/>
             <v:textpath style="font-family:&quot;Impact&quot;;font-size:44pt;v-text-kern:t" trim="t" fitpath="t" string="Stellar Warrior"/>
@@ -494,7 +459,31 @@
           <w:szCs w:val="72"/>
         </w:rPr>
         <w:pict>
-          <v:shape id="_x0000_i1028" type="#_x0000_t136" style="width:80.25pt;height:49.5pt" adj=",10800" fillcolor="#60c" strokecolor="#c9f">
+          <v:shapetype id="_x0000_t136" coordsize="21600,21600" o:spt="136" adj="10800" path="m@7,l@8,m@5,21600l@6,21600e">
+            <v:formulas>
+              <v:f eqn="sum #0 0 10800"/>
+              <v:f eqn="prod #0 2 1"/>
+              <v:f eqn="sum 21600 0 @1"/>
+              <v:f eqn="sum 0 0 @2"/>
+              <v:f eqn="sum 21600 0 @3"/>
+              <v:f eqn="if @0 @3 0"/>
+              <v:f eqn="if @0 21600 @1"/>
+              <v:f eqn="if @0 0 @2"/>
+              <v:f eqn="if @0 @4 21600"/>
+              <v:f eqn="mid @5 @6"/>
+              <v:f eqn="mid @8 @5"/>
+              <v:f eqn="mid @7 @8"/>
+              <v:f eqn="mid @6 @7"/>
+              <v:f eqn="sum @6 0 @5"/>
+            </v:formulas>
+            <v:path textpathok="t" o:connecttype="custom" o:connectlocs="@9,0;@10,10800;@11,21600;@12,10800" o:connectangles="270,180,90,0"/>
+            <v:textpath on="t" fitshape="t"/>
+            <v:handles>
+              <v:h position="#0,bottomRight" xrange="6629,14971"/>
+            </v:handles>
+            <o:lock v:ext="edit" text="t" shapetype="t"/>
+          </v:shapetype>
+          <v:shape id="_x0000_i1028" type="#_x0000_t136" style="width:80.2pt;height:49.55pt" adj=",10800" fillcolor="#60c" strokecolor="#c9f">
             <v:fill color2="#c0c" focus="100%" type="gradient"/>
             <v:shadow on="t" color="#99f" opacity="52429f" offset="3pt,3pt"/>
             <v:textpath style="font-family:&quot;Impact&quot;;font-size:44pt;v-text-kern:t" trim="t" fitpath="t" string="By"/>
@@ -512,7 +501,7 @@
           <w:szCs w:val="72"/>
         </w:rPr>
         <w:pict>
-          <v:shape id="_x0000_i1029" type="#_x0000_t175" style="width:348.75pt;height:88.5pt" adj=",10800" fillcolor="#60c" strokecolor="#c9f">
+          <v:shape id="_x0000_i1029" type="#_x0000_t175" style="width:348.6pt;height:88.4pt" adj=",10800" fillcolor="#60c" strokecolor="#c9f">
             <v:fill color2="#c0c" focus="100%" type="gradient"/>
             <v:shadow on="t" color="#99f" opacity="52429f" offset="3pt,3pt"/>
             <v:textpath style="font-family:&quot;Impact&quot;;font-size:44pt;v-text-kern:t" trim="t" fitpath="t" string="Trevy Burgess"/>
@@ -1392,7 +1381,7 @@
 </file>
 
 <file path=customXml/itemProps1.xml><?xml version="1.0" encoding="utf-8"?>
-<ds:datastoreItem xmlns:ds="http://schemas.openxmlformats.org/officeDocument/2006/customXml" ds:itemID="{05DA2C30-83EC-4751-858E-5BC2CB55FE70}">
+<ds:datastoreItem xmlns:ds="http://schemas.openxmlformats.org/officeDocument/2006/customXml" ds:itemID="{453D6110-4AA8-4966-A285-E2AEF5177728}">
   <ds:schemaRefs>
     <ds:schemaRef ds:uri="http://schemas.openxmlformats.org/officeDocument/2006/bibliography"/>
   </ds:schemaRefs>
